--- a/__отчеты к преддипломмной практике/Санников Ю. В. ПМИ - Отзыв руководителя о пред прак_2026.docx
+++ b/__отчеты к преддипломмной практике/Санников Ю. В. ПМИ - Отзыв руководителя о пред прак_2026.docx
@@ -281,14 +281,16 @@
                 <w:szCs w:val="24"/>
               </w:rPr>
             </w:pPr>
+            <w:bookmarkStart w:id="0" w:name="_GoBack"/>
             <w:r>
               <w:rPr>
                 <w:i/>
                 <w:sz w:val="24"/>
                 <w:szCs w:val="24"/>
               </w:rPr>
-              <w:t>ИНТЕЛЛЕКТУАЛЬНЫЕ АЛГОРИТМЫ АДАПТИВНОГО УПРАВЛЕНИЯ СВЕТОФОРОМ ДЛЯ ОПТИМИЗАЦИИ ДОРОЖНОГО ТРАФИКА</w:t>
+              <w:t>ИНТЕЛЛЕКТУАЛЬНЫЙ СВЕТОФОР. АЛГОРИТМ С ИСПОЛЬЗОВАНИЕМ КОМПЬЮТЕРНОГО ЗРЕНИЯ ДЛЯ ПЕРЕКЛЮЧЕНИЯ СИГНАЛОВ СВЕТОФОРА</w:t>
             </w:r>
+            <w:bookmarkEnd w:id="0"/>
           </w:p>
         </w:tc>
       </w:tr>
@@ -561,14 +563,7 @@
                 <w:sz w:val="24"/>
                 <w:szCs w:val="24"/>
               </w:rPr>
-              <w:t xml:space="preserve">и обучением модели компьютерного </w:t>
-            </w:r>
-            <w:r>
-              <w:rPr>
-                <w:sz w:val="24"/>
-                <w:szCs w:val="24"/>
-              </w:rPr>
-              <w:t>зрения</w:t>
+              <w:t>и обучением модели компьютерного зрения</w:t>
             </w:r>
             <w:r>
               <w:rPr>
@@ -646,16 +641,7 @@
                 <w:sz w:val="24"/>
                 <w:szCs w:val="24"/>
               </w:rPr>
-              <w:t>полностью. Тематика работы соответствует напра</w:t>
-            </w:r>
-            <w:bookmarkStart w:id="0" w:name="_GoBack"/>
-            <w:bookmarkEnd w:id="0"/>
-            <w:r>
-              <w:rPr>
-                <w:sz w:val="24"/>
-                <w:szCs w:val="24"/>
-              </w:rPr>
-              <w:t>влению 01.04.02 Прикладная математика и информатика</w:t>
+              <w:t>полностью. Тематика работы соответствует направлению 01.04.02 Прикладная математика и информатика</w:t>
             </w:r>
           </w:p>
           <w:p>
